--- a/Getaran-Mekanik/Modul-Word/Modul-12-Indikator-Getaran-Time-Domain-RMS-Crest-Kurtosis-dan-ISO-10816.docx
+++ b/Getaran-Mekanik/Modul-Word/Modul-12-Indikator-Getaran-Time-Domain-RMS-Crest-Kurtosis-dan-ISO-10816.docx
@@ -3512,6 +3512,30 @@
           <w:sz w:val="22"/>
         </w:rPr>
         <w:t>Untuk eksplorasi data awal secara cepat, Python menyediakan fungsi scipy.stats.describe(x) yang langsung mengembalikan satu objek berisi minmax, mean, variance, skewness, dan kurtosis sekaligus dalam satu pemanggilan, sangat praktis ketika seorang engineer baru menerima file data mentah dan perlu profil karakter sinyal secara sekilas sebelum memutuskan analisis lanjutan apa yang dibutuhkan. Untuk kebutuhan produksi yang berjalan kontinu pada banyak channel sensor sekaligus, menghitung tiap statistik secara manual dengan operasi numpy dasar (mean, std, dan operasi pangkat) tetap lebih dianjurkan dibanding memanggil describe() berulang kali, karena overhead pemanggilan fungsi generik tersebut menjadi signifikan pada skala ratusan channel yang harus diproses setiap beberapa detik. Kompleksitas komputasi keempat indikator time-domain ini seluruhnya O(N), sehingga bahkan pada embedded controller dengan sumber daya terbatas, penghitungan real-time untuk banyak channel sekaligus tetap dapat dilakukan tanpa memerlukan FFT (yang berkompleksitas O(N log N)) sama sekali pada tahap monitoring rutin ini.</w:t>
+      </w:r>
+    </w:p>
+    <w:p>
+      <w:pPr>
+        <w:spacing w:line="360" w:lineRule="auto" w:after="120"/>
+        <w:jc w:val="both"/>
+      </w:pPr>
+      <w:r>
+        <w:rPr>
+          <w:rFonts w:ascii="Arial" w:hAnsi="Arial" w:cs="Arial"/>
+          <w:b/>
+          <w:i w:val="0"/>
+          <w:sz w:val="22"/>
+        </w:rPr>
+        <w:t xml:space="preserve">Membaca Tabel 1 sebagai Satu Kesatuan, Bukan Indikator Terpisah: </w:t>
+      </w:r>
+      <w:r>
+        <w:rPr>
+          <w:rFonts w:ascii="Arial" w:hAnsi="Arial" w:cs="Arial"/>
+          <w:b w:val="0"/>
+          <w:i w:val="0"/>
+          <w:sz w:val="22"/>
+        </w:rPr>
+        <w:t>Kelima indikator pada Tabel 1 sengaja disusun dari yang paling sensitif terhadap severity keseluruhan (RMS) hingga yang paling sensitif terhadap kejadian impulsive tunggal (kurtosis), memberi engineer spektrum lengkap alat diagnostik untuk berbagai tahap perkembangan kerusakan. Pada praktiknya, kelima indikator jarang dipantau secara terpisah: dashboard condition monitoring modern menampilkan kelimanya sekaligus dalam satu trend chart historis, sehingga pola kombinasi kenaikan (misalnya RMS naik bertahap disertai crest factor yang juga mulai naik) dapat dibaca sebagai satu narasi perkembangan kerusakan yang koheren, bukan sekadar lima angka independen yang harus diinterpretasi satu per satu tanpa konteks temporal.</w:t>
       </w:r>
     </w:p>
     <w:p>

--- a/Getaran-Mekanik/Modul-Word/Modul-12-Indikator-Getaran-Time-Domain-RMS-Crest-Kurtosis-dan-ISO-10816.docx
+++ b/Getaran-Mekanik/Modul-Word/Modul-12-Indikator-Getaran-Time-Domain-RMS-Crest-Kurtosis-dan-ISO-10816.docx
@@ -9550,9 +9550,11 @@
     <w:sectPr>
       <w:headerReference w:type="default" r:id="rId15"/>
       <w:footerReference w:type="default" r:id="rId16"/>
+      <w:footerReference w:type="first" r:id="rId28"/>
       <w:pgSz w:w="11906" w:h="16838" w:code="9"/>
       <w:pgMar w:top="1701" w:right="1418" w:bottom="1418" w:left="1701" w:header="709" w:footer="709" w:gutter="0"/>
       <w:cols w:space="708"/>
+      <w:titlePg/>
       <w:docGrid w:linePitch="360"/>
     </w:sectPr>
   </w:body>
@@ -10107,6 +10109,16 @@
         </mc:Fallback>
       </mc:AlternateContent>
     </w:r>
+  </w:p>
+</w:ftr>
+</file>
+
+<file path=word/footer2.xml><?xml version="1.0" encoding="utf-8"?>
+<w:ftr xmlns:m="http://schemas.openxmlformats.org/officeDocument/2006/math" xmlns:mc="http://schemas.openxmlformats.org/markup-compatibility/2006" xmlns:mo="http://schemas.microsoft.com/office/mac/office/2008/main" xmlns:mv="urn:schemas-microsoft-com:mac:vml" xmlns:o="urn:schemas-microsoft-com:office:office" xmlns:r="http://schemas.openxmlformats.org/officeDocument/2006/relationships" xmlns:v="urn:schemas-microsoft-com:vml" xmlns:w10="urn:schemas-microsoft-com:office:word" xmlns:w14="http://schemas.microsoft.com/office/word/2010/wordml" xmlns:w="http://schemas.openxmlformats.org/wordprocessingml/2006/main" xmlns:wne="http://schemas.microsoft.com/office/word/2006/wordml" xmlns:wp14="http://schemas.microsoft.com/office/word/2010/wordprocessingDrawing" xmlns:wp="http://schemas.openxmlformats.org/drawingml/2006/wordprocessingDrawing" xmlns:wpc="http://schemas.microsoft.com/office/word/2010/wordprocessingCanvas" xmlns:wpg="http://schemas.microsoft.com/office/word/2010/wordprocessingGroup" xmlns:wpi="http://schemas.microsoft.com/office/word/2010/wordprocessingInk" xmlns:wps="http://schemas.microsoft.com/office/word/2010/wordprocessingShape" mc:Ignorable="w14 wp14">
+  <w:p>
+    <w:pPr>
+      <w:pStyle w:val="Footer"/>
+    </w:pPr>
   </w:p>
 </w:ftr>
 </file>

--- a/Getaran-Mekanik/Modul-Word/Modul-12-Indikator-Getaran-Time-Domain-RMS-Crest-Kurtosis-dan-ISO-10816.docx
+++ b/Getaran-Mekanik/Modul-Word/Modul-12-Indikator-Getaran-Time-Domain-RMS-Crest-Kurtosis-dan-ISO-10816.docx
@@ -468,7 +468,7 @@
                                 <w:szCs w:val="20"/>
                                 <w:lang w:val="fi-FI"/>
                               </w:rPr>
-                              <w:t xml:space="preserve">Sub-CPMK 6.2 – Mampu melakukan komputasi domain waktu menjadi domain frekuensi secara komputerisasi</w:t>
+                              <w:t xml:space="preserve">Sub-CPMK 5.1 – Menjelaskan Komponen-komponen utama pada pengukuran serta Jenis-jenis Getaran</w:t>
                             </w:r>
                             <w:r>
                               <w:rPr>
@@ -523,7 +523,7 @@
                           <w:szCs w:val="20"/>
                           <w:lang w:val="fi-FI"/>
                         </w:rPr>
-                        <w:t xml:space="preserve">Sub-CPMK 6.2 – Mampu melakukan komputasi domain waktu menjadi domain frekuensi secara komputerisasi</w:t>
+                        <w:t xml:space="preserve">Sub-CPMK 5.1 – Menjelaskan Komponen-komponen utama pada pengukuran serta Jenis-jenis Getaran</w:t>
                       </w:r>
                       <w:r>
                         <w:rPr>
@@ -2767,16 +2767,16 @@
           <w:i w:val="0"/>
           <w:sz w:val="22"/>
         </w:rPr>
-        <w:t xml:space="preserve">Sub-CPMK 6.2: </w:t>
-      </w:r>
-      <w:r>
-        <w:rPr>
-          <w:rFonts w:ascii="Arial" w:hAnsi="Arial" w:cs="Arial"/>
-          <w:b w:val="0"/>
-          <w:i w:val="0"/>
-          <w:sz w:val="22"/>
-        </w:rPr>
-        <w:t>Mampu melakukan komputasi domain waktu menjadi domain frekuensi secara komputerisasi, yaitu menghitung indikator statistik time-domain (RMS, Peak, Crest Factor, Kurtosis) dari sinyal getaran mentah sebagai fondasi sebelum transformasi ke domain frekuensi pada pertemuan berikutnya (CPMK 6).</w:t>
+        <w:t xml:space="preserve">Sub-CPMK 5.1: </w:t>
+      </w:r>
+      <w:r>
+        <w:rPr>
+          <w:rFonts w:ascii="Arial" w:hAnsi="Arial" w:cs="Arial"/>
+          <w:b w:val="0"/>
+          <w:i w:val="0"/>
+          <w:sz w:val="22"/>
+        </w:rPr>
+        <w:t>Menjelaskan Komponen-komponen utama pada pengukuran serta Jenis-jenis Getaran, yaitu menghitung dan menginterpretasikan indikator statistik time-domain (RMS, Peak, Crest Factor, Kurtosis) sebagai data pengukuran inti dalam sistem monitoring getaran, serta mengaitkannya dengan standar ISO 10816 untuk klasifikasi jenis dan tingkat keparahan getaran mesin (CPMK 5).</w:t>
       </w:r>
     </w:p>
     <w:p>

--- a/Getaran-Mekanik/Modul-Word/Modul-12-Indikator-Getaran-Time-Domain-RMS-Crest-Kurtosis-dan-ISO-10816.docx
+++ b/Getaran-Mekanik/Modul-Word/Modul-12-Indikator-Getaran-Time-Domain-RMS-Crest-Kurtosis-dan-ISO-10816.docx
@@ -6461,7 +6461,7 @@
           <w:color w:val="444444"/>
           <w:sz w:val="20"/>
         </w:rPr>
-        <w:t>Gambar 7. Cuplikan kode Cell 2: fungsi time_domain_indicators() yang menghitung RMS, Peak, Crest Factor, dan Kurtosis excess dari sinyal getaran.</w:t>
+        <w:t xml:space="preserve">Gambar 7. Potongan kode Cell 2: fungsi time_domain_indicators() yang menghitung RMS, Peak, Crest Factor, dan Kurtosis excess dari sinyal getaran.</w:t>
       </w:r>
     </w:p>
     <w:p>
@@ -6476,7 +6476,7 @@
           <w:i w:val="0"/>
           <w:sz w:val="22"/>
         </w:rPr>
-        <w:t>Gambar 7 menunjukkan cuplikan kode inti Cell 2. Perhatikan urutan operasi: DC offset dihilangkan lebih dulu (x = x - x.mean()) sebelum RMS dan Kurtosis dihitung, karena mengabaikan langkah ini akan membiaskan kedua statistik tersebut terutama pada sensor dengan kalibrasi zero-offset yang kurang presisi. Kurtosis dihitung sebagai excess kurtosis (dikurangi 3) sehingga baseline Gaussian menjadi nol, konsisten dengan konvensi yang dipakai fungsi scipy.stats.kurtosis default.</w:t>
+        <w:t xml:space="preserve">Gambar 7 menunjukkan potongan kode inti Cell 2. Perhatikan urutan operasi: DC offset dihilangkan lebih dulu (x = x - x.mean()) sebelum RMS dan Kurtosis dihitung, karena mengabaikan langkah ini akan membiaskan kedua statistik tersebut terutama pada sensor dengan kalibrasi zero-offset yang kurang presisi. Kurtosis dihitung sebagai excess kurtosis (dikurangi 3) sehingga baseline Gaussian menjadi nol, konsisten dengan konvensi yang dipakai fungsi scipy.stats.kurtosis default.</w:t>
       </w:r>
     </w:p>
     <w:p>

--- a/Getaran-Mekanik/Modul-Word/Modul-12-Indikator-Getaran-Time-Domain-RMS-Crest-Kurtosis-dan-ISO-10816.docx
+++ b/Getaran-Mekanik/Modul-Word/Modul-12-Indikator-Getaran-Time-Domain-RMS-Crest-Kurtosis-dan-ISO-10816.docx
@@ -1379,7 +1379,7 @@
                                 <w:szCs w:val="20"/>
                                 <w:lang w:val="en-US"/>
                               </w:rPr>
-                              <w:t>myclass.mercubuana.ac.id</w:t>
+                              <w:t xml:space="preserve">myclass.mercubuana.ac·id</w:t>
                             </w:r>
                           </w:p>
                         </w:txbxContent>
@@ -1426,7 +1426,7 @@
                           <w:szCs w:val="20"/>
                           <w:lang w:val="en-US"/>
                         </w:rPr>
-                        <w:t>myclass.mercubuana.ac.id</w:t>
+                        <w:t xml:space="preserve">myclass.mercubuana.ac·id</w:t>
                       </w:r>
                     </w:p>
                   </w:txbxContent>
@@ -2512,7 +2512,7 @@
                                 <w:sz w:val="20"/>
                                 <w:szCs w:val="20"/>
                               </w:rPr>
-                              <w:t>www.mercubuana.ac.id</w:t>
+                              <w:t xml:space="preserve">www.mercubuana.ac·id</w:t>
                             </w:r>
                           </w:p>
                         </w:txbxContent>
@@ -2558,7 +2558,7 @@
                           <w:sz w:val="20"/>
                           <w:szCs w:val="20"/>
                         </w:rPr>
-                        <w:t>www.mercubuana.ac.id</w:t>
+                        <w:t xml:space="preserve">www.mercubuana.ac·id</w:t>
                       </w:r>
                     </w:p>
                   </w:txbxContent>
@@ -2840,6 +2840,15 @@
         </w:rPr>
         <w:t>RMS (Root Mean Square) adalah ukuran rata-rata energi sinyal yang secara fisik proporsional terhadap daya getaran yang dipancarkan mesin. Untuk sinyal velocity (mm/s), RMS adalah indikator severity utama yang dipakai standar ISO 10816 untuk klasifikasi kondisi mesin karena relatif flat terhadap frekuensi pada rentang operasi mesin tipikal, sehingga satu angka cocok dipakai lintas rpm.</w:t>
       </w:r>
+      <w:r>
+        <w:rPr>
+          <w:rFonts w:ascii="Arial" w:hAnsi="Arial" w:cs="Arial"/>
+          <w:b w:val="0"/>
+          <w:i w:val="0"/>
+          <w:sz w:val="22"/>
+        </w:rPr>
+        <w:t xml:space="preserve"> Hubungan ini dirangkum dalam Persamaan (1).</w:t>
+      </w:r>
     </w:p>
     <w:p>
       <w:pPr>
@@ -2854,7 +2863,38 @@
           <w:color w:val="305496"/>
           <w:sz w:val="22"/>
         </w:rPr>
-        <w:t>RMS = akar( (1/N) . Sigma x[i]^2 ) ,  i = 0, 1, ..., N-1</w:t>
+        <w:t xml:space="preserve">RMS = √( (1/N) . Σ x[i]</w:t>
+      </w:r>
+      <w:r>
+        <w:rPr>
+          <w:rFonts w:ascii="Arial" w:hAnsi="Arial" w:cs="Arial"/>
+          <w:b/>
+          <w:i/>
+          <w:color w:val="305496"/>
+          <w:sz w:val="22"/>
+          <w:vertAlign w:val="superscript"/>
+        </w:rPr>
+        <w:t xml:space="preserve">2</w:t>
+      </w:r>
+      <w:r>
+        <w:rPr>
+          <w:rFonts w:ascii="Arial" w:hAnsi="Arial" w:cs="Arial"/>
+          <w:b/>
+          <w:i/>
+          <w:color w:val="305496"/>
+          <w:sz w:val="22"/>
+        </w:rPr>
+        <w:t xml:space="preserve"> ) ,  i = 0, 1, ..., N-1</w:t>
+      </w:r>
+      <w:r>
+        <w:rPr>
+          <w:rFonts w:ascii="Arial" w:hAnsi="Arial" w:cs="Arial"/>
+          <w:b/>
+          <w:i/>
+          <w:color w:val="305496"/>
+          <w:sz w:val="22"/>
+        </w:rPr>
+        <w:t xml:space="preserve">   (1)</w:t>
       </w:r>
     </w:p>
     <w:p>
@@ -2878,7 +2918,7 @@
           <w:i w:val="0"/>
           <w:sz w:val="22"/>
         </w:rPr>
-        <w:t>Untuk sinyal sinusoidal murni x(t) = A.sin(omega.t), berlaku RMS = A/akar(2) kira-kira 0,707.A. Konstanta 0,707 ini hanya berlaku untuk sinusoidal murni; untuk sinyal real yang merupakan campuran banyak komponen frekuensi dan noise, RMS harus dihitung langsung dari definisi diskrit di atas, bukan dari pendekatan sinusoidal.</w:t>
+        <w:t xml:space="preserve">Untuk sinyal sinusoidal murni x(t) = A·sin(ω·t), berlaku RMS = A/√(2) kira-kira 0,707.A. Konstanta 0,707 ini hanya berlaku untuk sinusoidal murni; untuk sinyal real yang merupakan campuran banyak komponen frekuensi dan noise, RMS harus dihitung langsung dari definisi diskrit di atas, bukan dari pendekatan sinusoidal.</w:t>
       </w:r>
     </w:p>
     <w:p>
@@ -3014,7 +3054,26 @@
           <w:i w:val="0"/>
           <w:sz w:val="22"/>
         </w:rPr>
-        <w:t>Sensor accelerometer mengukur percepatan a(t) dalam satuan g atau m/s^2, sedangkan standar ISO 10816 memakai velocity (mm/s). Untuk mendapatkan velocity, sinyal acceleration harus diintegrasikan satu kali (integrasi kedua kali menghasilkan displacement). Praktik umum: v = scipy.integrate.cumulative_trapezoid(a, dx=1/fs). Integrasi cenderung memperbesar drift frekuensi rendah, sehingga sinyal biasanya perlu di-high-pass filter dulu (cutoff sekitar 1-10 Hz) sebelum diintegrasikan, supaya baseline tidak melenceng jauh dari nol pada akhir buffer.</w:t>
+        <w:t xml:space="preserve">Sensor accelerometer mengukur percepatan a(t) dalam satuan g atau m/s</w:t>
+      </w:r>
+      <w:r>
+        <w:rPr>
+          <w:rFonts w:ascii="Arial" w:hAnsi="Arial" w:cs="Arial"/>
+          <w:b w:val="0"/>
+          <w:i w:val="0"/>
+          <w:sz w:val="22"/>
+          <w:vertAlign w:val="superscript"/>
+        </w:rPr>
+        <w:t xml:space="preserve">2</w:t>
+      </w:r>
+      <w:r>
+        <w:rPr>
+          <w:rFonts w:ascii="Arial" w:hAnsi="Arial" w:cs="Arial"/>
+          <w:b w:val="0"/>
+          <w:i w:val="0"/>
+          <w:sz w:val="22"/>
+        </w:rPr>
+        <w:t xml:space="preserve">, sedangkan standar ISO 10816 memakai velocity (mm/s). Untuk mendapatkan velocity, sinyal acceleration harus diintegrasikan satu kali (integrasi kedua kali menghasilkan displacement). Praktik umum: v = scipy.integrate.cumulative_trapezoid(a, dx=1/fs). Integrasi cenderung memperbesar drift frekuensi rendah, sehingga sinyal biasanya perlu di-high-pass filter dulu (cutoff sekitar 1-10 Hz) sebelum diintegrasikan, supaya baseline tidak melenceng jauh dari nol pada akhir buffer.</w:t>
       </w:r>
     </w:p>
     <w:p>
@@ -3078,6 +3137,15 @@
         </w:rPr>
         <w:t>Crest Factor (CF) adalah rasio Peak terhadap RMS, indikator seberapa spiky suatu sinyal. Sinyal smooth seperti sinusoidal murni memiliki CF sekitar 1,41 (akar 2), sedangkan sinyal dengan impact tajam seperti bearing fault atau gear pitting memiliki CF jauh lebih tinggi. CF sangat sensitif untuk deteksi early-stage defect karena sering naik sebelum RMS bergerak signifikan.</w:t>
       </w:r>
+      <w:r>
+        <w:rPr>
+          <w:rFonts w:ascii="Arial" w:hAnsi="Arial" w:cs="Arial"/>
+          <w:b w:val="0"/>
+          <w:i w:val="0"/>
+          <w:sz w:val="22"/>
+        </w:rPr>
+        <w:t xml:space="preserve"> Bentuk ringkasnya dituliskan pada Persamaan (2).</w:t>
+      </w:r>
     </w:p>
     <w:p>
       <w:pPr>
@@ -3092,7 +3160,17 @@
           <w:color w:val="305496"/>
           <w:sz w:val="22"/>
         </w:rPr>
-        <w:t>CF = Peak / RMS      Sinusoidal murni: CF = akar(2) kira-kira 1,414</w:t>
+        <w:t xml:space="preserve">CF = Peak / RMS      Sinusoidal murni: CF = √(2) kira-kira 1,414</w:t>
+      </w:r>
+      <w:r>
+        <w:rPr>
+          <w:rFonts w:ascii="Arial" w:hAnsi="Arial" w:cs="Arial"/>
+          <w:b/>
+          <w:i/>
+          <w:color w:val="305496"/>
+          <w:sz w:val="22"/>
+        </w:rPr>
+        <w:t xml:space="preserve">   (2)</w:t>
       </w:r>
     </w:p>
     <w:p>
@@ -3118,6 +3196,15 @@
         </w:rPr>
         <w:t>Kurtosis adalah momen statistik orde-4 yang mengukur tail heaviness (kegemukan ekor) distribusi sinyal. Sinyal Gaussian (mesin sehat, dominasi noise acak) memiliki kurtosis raw tepat 3, sedangkan sinyal dengan banyak outlier impulsif seperti impact berulang dari bearing fault memiliki kurtosis raw jauh lebih tinggi, umumnya 5 sampai 50 atau lebih. Karena pangkat empat memperbesar nilai ekstrim secara non-linear, outlier berkontribusi besar terhadap kurtosis namun kontribusinya kecil terhadap RMS, sehingga kurtosis jauh lebih sensitif terhadap kejadian impulsif jarang dibanding RMS.</w:t>
       </w:r>
+      <w:r>
+        <w:rPr>
+          <w:rFonts w:ascii="Arial" w:hAnsi="Arial" w:cs="Arial"/>
+          <w:b w:val="0"/>
+          <w:i w:val="0"/>
+          <w:sz w:val="22"/>
+        </w:rPr>
+        <w:t xml:space="preserve"> Persamaan (3) memadatkan aturan tersebut.</w:t>
+      </w:r>
     </w:p>
     <w:p>
       <w:pPr>
@@ -3132,7 +3219,59 @@
           <w:color w:val="305496"/>
           <w:sz w:val="22"/>
         </w:rPr>
-        <w:t>Kurtosis (raw) = E[(x - mu)^4] / sigma^4      Excess Kurtosis = Kurtosis - 3</w:t>
+        <w:t xml:space="preserve">Kurtosis (raw) = E[(x - μ)</w:t>
+      </w:r>
+      <w:r>
+        <w:rPr>
+          <w:rFonts w:ascii="Arial" w:hAnsi="Arial" w:cs="Arial"/>
+          <w:b/>
+          <w:i/>
+          <w:color w:val="305496"/>
+          <w:sz w:val="22"/>
+          <w:vertAlign w:val="superscript"/>
+        </w:rPr>
+        <w:t xml:space="preserve">4</w:t>
+      </w:r>
+      <w:r>
+        <w:rPr>
+          <w:rFonts w:ascii="Arial" w:hAnsi="Arial" w:cs="Arial"/>
+          <w:b/>
+          <w:i/>
+          <w:color w:val="305496"/>
+          <w:sz w:val="22"/>
+        </w:rPr>
+        <w:t xml:space="preserve">] / σ</w:t>
+      </w:r>
+      <w:r>
+        <w:rPr>
+          <w:rFonts w:ascii="Arial" w:hAnsi="Arial" w:cs="Arial"/>
+          <w:b/>
+          <w:i/>
+          <w:color w:val="305496"/>
+          <w:sz w:val="22"/>
+          <w:vertAlign w:val="superscript"/>
+        </w:rPr>
+        <w:t xml:space="preserve">4</w:t>
+      </w:r>
+      <w:r>
+        <w:rPr>
+          <w:rFonts w:ascii="Arial" w:hAnsi="Arial" w:cs="Arial"/>
+          <w:b/>
+          <w:i/>
+          <w:color w:val="305496"/>
+          <w:sz w:val="22"/>
+        </w:rPr>
+        <w:t xml:space="preserve">      Excess Kurtosis = Kurtosis - 3</w:t>
+      </w:r>
+      <w:r>
+        <w:rPr>
+          <w:rFonts w:ascii="Arial" w:hAnsi="Arial" w:cs="Arial"/>
+          <w:b/>
+          <w:i/>
+          <w:color w:val="305496"/>
+          <w:sz w:val="22"/>
+        </w:rPr>
+        <w:t xml:space="preserve">   (3)</w:t>
       </w:r>
     </w:p>
     <w:p>
@@ -3397,7 +3536,7 @@
           <w:i w:val="0"/>
           <w:sz w:val="22"/>
         </w:rPr>
-        <w:t>untuk sinyal velocity/acceleration AC, mean idealnya nol; mean tidak nol menunjukkan DC offset sensor akibat kalibrasi yang salah atau komponen gravitasi yang belum dihilangkan. Selalu hilangkan DC sebelum analisis lanjutan: x = x - x.mean().</w:t>
+        <w:t xml:space="preserve">untuk sinyal velocity/acceleration AC, mean idealnya nol; mean tidak nol menunjukkan DC offset sensor akibat kalibrasi yang salah atau komponen gravitasi yang belum dihilangkan. Selalu hilangkan DC sebelum analisis lanjutan: x = x - x·mean().</w:t>
       </w:r>
     </w:p>
     <w:p>
@@ -3430,7 +3569,7 @@
           <w:i w:val="0"/>
           <w:sz w:val="22"/>
         </w:rPr>
-        <w:t>sigma = akar(variance). Untuk sinyal zero-mean, sigma sama dengan RMS; untuk sinyal dengan DC offset yang belum dihilangkan, sigma lebih kecil dari RMS. Indikator ini mengukur sebaran/dispersi sinyal di sekitar rata-ratanya.</w:t>
+        <w:t xml:space="preserve">σ = √(variance). Untuk sinyal zero-mean, σ sama dengan RMS; untuk sinyal dengan DC offset yang belum dihilangkan, σ lebih kecil dari RMS. Indikator ini mengukur sebaran/dispersi sinyal di sekitar rata-ratanya.</w:t>
       </w:r>
     </w:p>
     <w:p>
@@ -3463,7 +3602,45 @@
           <w:i w:val="0"/>
           <w:sz w:val="22"/>
         </w:rPr>
-        <w:t>momen orde-3, gamma1 = E[(x-mu)^3] / sigma^3. Sinyal simetris (mesin normal) memiliki gamma1 mendekati nol; sinyal dengan defect terarah satu sisi, misalnya crack pada satu sisi gigi gear, memiliki gamma1 tidak nol. Kurang populer dibanding kurtosis namun tetap punya nilai diagnostik.</w:t>
+        <w:t xml:space="preserve">momen orde-3, gamma1 = E[(x-μ)</w:t>
+      </w:r>
+      <w:r>
+        <w:rPr>
+          <w:rFonts w:ascii="Arial" w:hAnsi="Arial" w:cs="Arial"/>
+          <w:b w:val="0"/>
+          <w:i w:val="0"/>
+          <w:sz w:val="22"/>
+          <w:vertAlign w:val="superscript"/>
+        </w:rPr>
+        <w:t xml:space="preserve">3</w:t>
+      </w:r>
+      <w:r>
+        <w:rPr>
+          <w:rFonts w:ascii="Arial" w:hAnsi="Arial" w:cs="Arial"/>
+          <w:b w:val="0"/>
+          <w:i w:val="0"/>
+          <w:sz w:val="22"/>
+        </w:rPr>
+        <w:t xml:space="preserve">] / σ</w:t>
+      </w:r>
+      <w:r>
+        <w:rPr>
+          <w:rFonts w:ascii="Arial" w:hAnsi="Arial" w:cs="Arial"/>
+          <w:b w:val="0"/>
+          <w:i w:val="0"/>
+          <w:sz w:val="22"/>
+          <w:vertAlign w:val="superscript"/>
+        </w:rPr>
+        <w:t xml:space="preserve">3</w:t>
+      </w:r>
+      <w:r>
+        <w:rPr>
+          <w:rFonts w:ascii="Arial" w:hAnsi="Arial" w:cs="Arial"/>
+          <w:b w:val="0"/>
+          <w:i w:val="0"/>
+          <w:sz w:val="22"/>
+        </w:rPr>
+        <w:t xml:space="preserve">. Sinyal simetris (mesin normal) memiliki gamma1 mendekati nol; sinyal dengan defect terarah satu sisi, misalnya crack pada satu sisi gigi gear, memiliki gamma1 tidak nol. Kurang populer dibanding kurtosis namun tetap punya nilai diagnostik.</w:t>
       </w:r>
     </w:p>
     <w:p>
@@ -3487,7 +3664,7 @@
           <w:i w:val="0"/>
           <w:sz w:val="22"/>
         </w:rPr>
-        <w:t>Pendekatan modern untuk anomaly detection berbasis distribusi adalah baseline distribution learning: selama periode running-in ketika mesin dipastikan sehat, catat statistik mean, sigma, skewness, dan kurtosis sebagai baseline. Selama operasi normal berikutnya, pantau statistik secara live; jika keluar dari interval kira-kira plus minus 3 sigma dari baseline, picu alarm. Pendekatan ini adalah fondasi statistical process control (SPC) untuk getaran, dan cocok untuk fleet monitoring banyak mesin sekaligus karena tidak membutuhkan model fisika spesifik per mesin.</w:t>
+        <w:t xml:space="preserve">Pendekatan modern untuk anomaly detection berbasis distribusi adalah baseline distribution learning: selama periode running-in ketika mesin dipastikan sehat, catat statistik mean, σ, skewness, dan kurtosis sebagai baseline. Selama operasi normal berikutnya, pantau statistik secara live; jika keluar dari interval kira-kira plus minus 3 σ dari baseline, picu alarm. Pendekatan ini adalah fondasi statistical process control (SPC) untuk getaran, dan cocok untuk fleet monitoring banyak mesin sekaligus karena tidak membutuhkan model fisika spesifik per mesin.</w:t>
       </w:r>
     </w:p>
     <w:p>
@@ -3731,7 +3908,26 @@
                 <w:i w:val="0"/>
                 <w:sz w:val="19"/>
               </w:rPr>
-              <w:t>akar(mean(x^2))</w:t>
+              <w:t xml:space="preserve">√(mean(x</w:t>
+            </w:r>
+            <w:r>
+              <w:rPr>
+                <w:rFonts w:ascii="Arial" w:hAnsi="Arial" w:cs="Arial"/>
+                <w:b w:val="0"/>
+                <w:i w:val="0"/>
+                <w:sz w:val="19"/>
+                <w:vertAlign w:val="superscript"/>
+              </w:rPr>
+              <w:t xml:space="preserve">2</w:t>
+            </w:r>
+            <w:r>
+              <w:rPr>
+                <w:rFonts w:ascii="Arial" w:hAnsi="Arial" w:cs="Arial"/>
+                <w:b w:val="0"/>
+                <w:i w:val="0"/>
+                <w:sz w:val="19"/>
+              </w:rPr>
+              <w:t xml:space="preserve">))</w:t>
             </w:r>
           </w:p>
         </w:tc>
@@ -4084,7 +4280,7 @@
                 <w:i w:val="0"/>
                 <w:sz w:val="19"/>
               </w:rPr>
-              <w:t>akar(2) kira-kira 1,41</w:t>
+              <w:t xml:space="preserve">√(2) kira-kira 1,41</w:t>
             </w:r>
           </w:p>
         </w:tc>
@@ -4165,7 +4361,36 @@
                 <w:i w:val="0"/>
                 <w:sz w:val="19"/>
               </w:rPr>
-              <w:t>E[(x-mu)^4]/sigma^4</w:t>
+              <w:t xml:space="preserve">E[(x-μ)</w:t>
+            </w:r>
+            <w:r>
+              <w:rPr>
+                <w:rFonts w:ascii="Arial" w:hAnsi="Arial" w:cs="Arial"/>
+                <w:b w:val="0"/>
+                <w:i w:val="0"/>
+                <w:sz w:val="19"/>
+                <w:vertAlign w:val="superscript"/>
+              </w:rPr>
+              <w:t xml:space="preserve">4</w:t>
+            </w:r>
+            <w:r>
+              <w:rPr>
+                <w:rFonts w:ascii="Arial" w:hAnsi="Arial" w:cs="Arial"/>
+                <w:b w:val="0"/>
+                <w:i w:val="0"/>
+                <w:sz w:val="19"/>
+              </w:rPr>
+              <w:t xml:space="preserve">]/σ</w:t>
+            </w:r>
+            <w:r>
+              <w:rPr>
+                <w:rFonts w:ascii="Arial" w:hAnsi="Arial" w:cs="Arial"/>
+                <w:b w:val="0"/>
+                <w:i w:val="0"/>
+                <w:sz w:val="19"/>
+                <w:vertAlign w:val="superscript"/>
+              </w:rPr>
+              <w:t xml:space="preserve">4</w:t>
             </w:r>
           </w:p>
         </w:tc>
@@ -4644,7 +4869,7 @@
                 <w:i w:val="0"/>
                 <w:sz w:val="19"/>
               </w:rPr>
-              <w:t>&lt;= 1,12 mm/s</w:t>
+              <w:t xml:space="preserve">≤ 1,12 mm/s</w:t>
             </w:r>
           </w:p>
         </w:tc>
@@ -5957,7 +6182,7 @@
           <w:i w:val="0"/>
           <w:sz w:val="22"/>
         </w:rPr>
-        <w:t>Sebagai gambaran kasar geometri bearing, frekuensi karakteristik BPFO (Ball Pass Frequency Outer race) dapat diestimasi dengan BPFO = (n/2).fr.(1 - (d/D).cos(theta)), dengan n jumlah elemen gelinding (rolling element), fr frekuensi rotasi poros dalam Hz, d diameter bola/roller, D diameter pitch bearing, dan theta sudut kontak. Untuk pompa pada studi kasus ini yang berputar 1750 rpm (fr kira-kira 29,2 Hz) dengan bearing tipikal delapan elemen gelinding, BPFO akan berada pada rentang kira-kira 100 sampai 120 Hz, jauh di atas frekuensi 1x dan 2x rpm yang biasanya mendominasi spektrum unbalance atau misalignment; rentang inilah yang selaras dengan pilihan frekuensi BPFO = 100 Hz pada sinyal sintetis Bagian 08 modul ini. Kehadiran puncak spektral tajam di sekitar rentang frekuensi BPFO tersebut pada hasil envelope analysis lanjutan akan mengonfirmasi hipotesis kerusakan outer race yang sudah diisyaratkan lebih dulu oleh Kurtosis time-domain yang tinggi pada pengukuran awal ini, sekaligus menjadi contoh konkret bagaimana indikator time-domain dan diagnosis frequency-domain saling melengkapi dalam satu alur kerja predictive maintenance yang utuh.</w:t>
+        <w:t xml:space="preserve">Sebagai gambaran kasar geometri bearing, frekuensi karakteristik BPFO (Ball Pass Frequency Outer race) dapat diestimasi dengan BPFO = (n/2)·fr·(1 - (d/D)·cos(θ)), dengan n jumlah elemen gelinding (rolling element), fr frekuensi rotasi poros dalam Hz, d diameter bola/roller, D diameter pitch bearing, dan θ sudut kontak. Untuk pompa pada studi kasus ini yang berputar 1750 rpm (fr kira-kira 29,2 Hz) dengan bearing tipikal delapan elemen gelinding, BPFO akan berada pada rentang kira-kira 100 sampai 120 Hz, jauh di atas frekuensi 1x dan 2x rpm yang biasanya mendominasi spektrum unbalance atau misalignment; rentang inilah yang selaras dengan pilihan frekuensi BPFO = 100 Hz pada sinyal sintetis Bagian 08 modul ini. Kehadiran puncak spektral tajam di sekitar rentang frekuensi BPFO tersebut pada hasil envelope analysis lanjutan akan mengonfirmasi hipotesis kerusakan outer race yang sudah diisyaratkan lebih dulu oleh Kurtosis time-domain yang tinggi pada pengukuran awal ini, sekaligus menjadi contoh konkret bagaimana indikator time-domain dan diagnosis frequency-domain saling melengkapi dalam satu alur kerja predictive maintenance yang utuh.</w:t>
       </w:r>
     </w:p>
     <w:p>
@@ -6144,7 +6369,7 @@
           <w:i w:val="0"/>
           <w:sz w:val="22"/>
         </w:rPr>
-        <w:t>warning level dipasang di baseline plus 1,5 sigma untuk deteksi dini, sedangkan trip level mengikuti batas resmi ISO (C/D) untuk keputusan shutdown otomatis.</w:t>
+        <w:t xml:space="preserve">warning level dipasang di baseline plus 1,5 σ untuk deteksi dini, sedangkan trip level mengikuti batas resmi ISO (C/D) untuk keputusan shutdown otomatis.</w:t>
       </w:r>
     </w:p>
     <w:p>
@@ -6476,7 +6701,7 @@
           <w:i w:val="0"/>
           <w:sz w:val="22"/>
         </w:rPr>
-        <w:t xml:space="preserve">Gambar 7 menunjukkan potongan kode inti Cell 2. Perhatikan urutan operasi: DC offset dihilangkan lebih dulu (x = x - x.mean()) sebelum RMS dan Kurtosis dihitung, karena mengabaikan langkah ini akan membiaskan kedua statistik tersebut terutama pada sensor dengan kalibrasi zero-offset yang kurang presisi. Kurtosis dihitung sebagai excess kurtosis (dikurangi 3) sehingga baseline Gaussian menjadi nol, konsisten dengan konvensi yang dipakai fungsi scipy.stats.kurtosis default.</w:t>
+        <w:t xml:space="preserve">Gambar 7 menunjukkan potongan kode inti Cell 2. Perhatikan urutan operasi: DC offset dihilangkan lebih dulu (x = x - x·mean()) sebelum RMS dan Kurtosis dihitung, karena mengabaikan langkah ini akan membiaskan kedua statistik tersebut terutama pada sensor dengan kalibrasi zero-offset yang kurang presisi. Kurtosis dihitung sebagai excess kurtosis (dikurangi 3) sehingga baseline Gaussian menjadi nol, konsisten dengan konvensi yang dipakai fungsi scipy.stats.kurtosis default.</w:t>
       </w:r>
     </w:p>
     <w:p>
@@ -6818,7 +7043,7 @@
           <w:i w:val="0"/>
           <w:sz w:val="22"/>
         </w:rPr>
-        <w:t>Untuk sinyal sinusoidal murni x(t) = A.sin(omega.t), hubungan yang benar antara RMS dan amplitudo A adalah...</w:t>
+        <w:t xml:space="preserve">Untuk sinyal sinusoidal murni x(t) = A·sin(ω·t), hubungan yang benar antara RMS dan amplitudo A adalah...</w:t>
       </w:r>
     </w:p>
     <w:p>
@@ -6890,7 +7115,7 @@
           <w:color w:val="333333"/>
           <w:sz w:val="21"/>
         </w:rPr>
-        <w:t>RMS = A / akar(2), kira-kira 0,707.A</w:t>
+        <w:t xml:space="preserve">RMS = A / √(2), kira-kira 0,707.A</w:t>
       </w:r>
     </w:p>
     <w:p>
@@ -7394,7 +7619,7 @@
           <w:color w:val="333333"/>
           <w:sz w:val="21"/>
         </w:rPr>
-        <w:t>akar(2), kira-kira 1,414</w:t>
+        <w:t xml:space="preserve">√(2), kira-kira 1,414</w:t>
       </w:r>
     </w:p>
     <w:p>
@@ -8337,7 +8562,35 @@
           <w:i w:val="0"/>
           <w:sz w:val="22"/>
         </w:rPr>
-        <w:t>Dataset referensi (dipakai C1-C10, dibuat sekali di Jupyter):</w:t>
+        <w:t xml:space="preserve">Dataset referensi (dipakai </w:t>
+      </w:r>
+      <w:r>
+        <w:rPr>
+          <w:rFonts w:ascii="Arial" w:hAnsi="Arial" w:cs="Arial"/>
+          <w:b w:val="0"/>
+          <w:i w:val="0"/>
+          <w:sz w:val="22"/>
+        </w:rPr>
+        <w:t xml:space="preserve">C</w:t>
+      </w:r>
+      <w:r>
+        <w:rPr>
+          <w:rFonts w:ascii="Arial" w:hAnsi="Arial" w:cs="Arial"/>
+          <w:b w:val="0"/>
+          <w:i w:val="0"/>
+          <w:sz w:val="22"/>
+          <w:vertAlign w:val="subscript"/>
+        </w:rPr>
+        <w:t xml:space="preserve">1</w:t>
+      </w:r>
+      <w:r>
+        <w:rPr>
+          <w:rFonts w:ascii="Arial" w:hAnsi="Arial" w:cs="Arial"/>
+          <w:b w:val="0"/>
+          <w:i w:val="0"/>
+          <w:sz w:val="22"/>
+        </w:rPr>
+        <w:t xml:space="preserve">-C10, dibuat sekali di Jupyter):</w:t>
       </w:r>
     </w:p>
     <w:p>
@@ -8385,7 +8638,7 @@
           <w:i w:val="0"/>
           <w:sz w:val="17"/>
         </w:rPr>
-        <w:t>fs = 2000; T = 1.0; N = int(fs * T)</w:t>
+        <w:t xml:space="preserve">fs = 2000; T = 1.0; N = int(fs·T)</w:t>
       </w:r>
     </w:p>
     <w:p>
@@ -8417,7 +8670,35 @@
           <w:i w:val="0"/>
           <w:sz w:val="17"/>
         </w:rPr>
-        <w:t>f_rpm = 25.0                                      # 1500 rpm</w:t>
+        <w:t xml:space="preserve"/>
+      </w:r>
+      <w:r>
+        <w:rPr>
+          <w:rFonts w:ascii="Consolas" w:hAnsi="Consolas" w:cs="Consolas"/>
+          <w:b w:val="0"/>
+          <w:i w:val="0"/>
+          <w:sz w:val="17"/>
+        </w:rPr>
+        <w:t xml:space="preserve">f</w:t>
+      </w:r>
+      <w:r>
+        <w:rPr>
+          <w:rFonts w:ascii="Consolas" w:hAnsi="Consolas" w:cs="Consolas"/>
+          <w:b w:val="0"/>
+          <w:i w:val="0"/>
+          <w:sz w:val="17"/>
+          <w:vertAlign w:val="subscript"/>
+        </w:rPr>
+        <w:t xml:space="preserve">rpm</w:t>
+      </w:r>
+      <w:r>
+        <w:rPr>
+          <w:rFonts w:ascii="Consolas" w:hAnsi="Consolas" w:cs="Consolas"/>
+          <w:b w:val="0"/>
+          <w:i w:val="0"/>
+          <w:sz w:val="17"/>
+        </w:rPr>
+        <w:t xml:space="preserve"> = 25.0                                      # 1500 rpm</w:t>
       </w:r>
     </w:p>
     <w:p>
@@ -8433,7 +8714,7 @@
           <w:i w:val="0"/>
           <w:sz w:val="17"/>
         </w:rPr>
-        <w:t>x = (1.2 * np.sin(2*np.pi*f_rpm*t)</w:t>
+        <w:t xml:space="preserve">x = (1.2·np.sin(2*np.pi*f_rpm*t)</w:t>
       </w:r>
     </w:p>
     <w:p>
@@ -8449,7 +8730,7 @@
           <w:i w:val="0"/>
           <w:sz w:val="17"/>
         </w:rPr>
-        <w:t xml:space="preserve">     + 0.4 * np.sin(2*np.pi*2*f_rpm*t)</w:t>
+        <w:t xml:space="preserve">     + 0.4·np.sin(2*np.pi*2*f_rpm*t)</w:t>
       </w:r>
     </w:p>
     <w:p>
@@ -8465,7 +8746,7 @@
           <w:i w:val="0"/>
           <w:sz w:val="17"/>
         </w:rPr>
-        <w:t xml:space="preserve">     + 0.15 * np.random.randn(N))                 # sinyal velocity mm/s</w:t>
+        <w:t xml:space="preserve">     + 0.15·np.random.randn(N))                 # sinyal velocity mm/s</w:t>
       </w:r>
     </w:p>
     <w:p>
@@ -8525,7 +8806,7 @@
           <w:color w:val="333333"/>
           <w:sz w:val="21"/>
         </w:rPr>
-        <w:t>RMS = akar(mean(x**2)); gunakan np.sqrt dan np.mean pada x**2.</w:t>
+        <w:t xml:space="preserve">RMS = √(mean(x**2)); gunakan np.sqrt dan np.mean pada x**2.</w:t>
       </w:r>
     </w:p>
     <w:p>
@@ -8669,7 +8950,35 @@
           <w:i w:val="0"/>
           <w:sz w:val="22"/>
         </w:rPr>
-        <w:t>Hitung Crest Factor dari sinyal x (Peak dibagi RMS, pakai hasil C1 dan C2). Cetak nilainya.</w:t>
+        <w:t xml:space="preserve">Hitung Crest Factor dari sinyal x (Peak dibagi RMS, pakai hasil C1 dan </w:t>
+      </w:r>
+      <w:r>
+        <w:rPr>
+          <w:rFonts w:ascii="Arial" w:hAnsi="Arial" w:cs="Arial"/>
+          <w:b w:val="0"/>
+          <w:i w:val="0"/>
+          <w:sz w:val="22"/>
+        </w:rPr>
+        <w:t xml:space="preserve">C</w:t>
+      </w:r>
+      <w:r>
+        <w:rPr>
+          <w:rFonts w:ascii="Arial" w:hAnsi="Arial" w:cs="Arial"/>
+          <w:b w:val="0"/>
+          <w:i w:val="0"/>
+          <w:sz w:val="22"/>
+          <w:vertAlign w:val="subscript"/>
+        </w:rPr>
+        <w:t xml:space="preserve">2</w:t>
+      </w:r>
+      <w:r>
+        <w:rPr>
+          <w:rFonts w:ascii="Arial" w:hAnsi="Arial" w:cs="Arial"/>
+          <w:b w:val="0"/>
+          <w:i w:val="0"/>
+          <w:sz w:val="22"/>
+        </w:rPr>
+        <w:t xml:space="preserve">). Cetak nilainya.</w:t>
       </w:r>
     </w:p>
     <w:p>
@@ -8789,7 +9098,45 @@
           <w:i w:val="0"/>
           <w:sz w:val="22"/>
         </w:rPr>
-        <w:t>Hitung Kurtosis raw dari sinyal x secara manual (tanpa scipy), yaitu E[(x-mean)^4] dibagi std^4. Cetak nilainya.</w:t>
+        <w:t xml:space="preserve">Hitung Kurtosis raw dari sinyal x secara manual (tanpa scipy), yaitu E[(x-mean)</w:t>
+      </w:r>
+      <w:r>
+        <w:rPr>
+          <w:rFonts w:ascii="Arial" w:hAnsi="Arial" w:cs="Arial"/>
+          <w:b w:val="0"/>
+          <w:i w:val="0"/>
+          <w:sz w:val="22"/>
+          <w:vertAlign w:val="superscript"/>
+        </w:rPr>
+        <w:t xml:space="preserve">4</w:t>
+      </w:r>
+      <w:r>
+        <w:rPr>
+          <w:rFonts w:ascii="Arial" w:hAnsi="Arial" w:cs="Arial"/>
+          <w:b w:val="0"/>
+          <w:i w:val="0"/>
+          <w:sz w:val="22"/>
+        </w:rPr>
+        <w:t xml:space="preserve">] dibagi std</w:t>
+      </w:r>
+      <w:r>
+        <w:rPr>
+          <w:rFonts w:ascii="Arial" w:hAnsi="Arial" w:cs="Arial"/>
+          <w:b w:val="0"/>
+          <w:i w:val="0"/>
+          <w:sz w:val="22"/>
+          <w:vertAlign w:val="superscript"/>
+        </w:rPr>
+        <w:t xml:space="preserve">4</w:t>
+      </w:r>
+      <w:r>
+        <w:rPr>
+          <w:rFonts w:ascii="Arial" w:hAnsi="Arial" w:cs="Arial"/>
+          <w:b w:val="0"/>
+          <w:i w:val="0"/>
+          <w:sz w:val="22"/>
+        </w:rPr>
+        <w:t xml:space="preserve">. Cetak nilainya.</w:t>
       </w:r>
     </w:p>
     <w:p>
@@ -8825,7 +9172,7 @@
           <w:color w:val="333333"/>
           <w:sz w:val="21"/>
         </w:rPr>
-        <w:t>Hitung xc = x - x.mean(), lalu kurtosis raw = np.mean(xc**4) / (np.std(x)**4).</w:t>
+        <w:t xml:space="preserve">Hitung xc = x - x·mean(), lalu kurtosis raw = np.mean(xc**4) / (np.std(x)**4).</w:t>
       </w:r>
     </w:p>
     <w:p>
@@ -8969,7 +9316,7 @@
           <w:i w:val="0"/>
           <w:sz w:val="22"/>
         </w:rPr>
-        <w:t>Berdasarkan RMS dari C1 (dalam mm/s), tentukan Zona ISO 10816-1 Class II (A&lt;=1,12; B&lt;=2,80; C&lt;=4,50; D&gt;4,50). Cetak nama zona (huruf).</w:t>
+        <w:t xml:space="preserve">Berdasarkan RMS dari C1 (dalam mm/s), tentukan Zona ISO 10816-1 Class II (A≤1,12; B≤2,80; C≤4,50; D&gt;4,50). Cetak nama zona (huruf).</w:t>
       </w:r>
     </w:p>
     <w:p>
@@ -9029,7 +9376,35 @@
           <w:i w:val="0"/>
           <w:sz w:val="22"/>
         </w:rPr>
-        <w:t>Bangkitkan sinyal sinusoidal murni teoretis x_pure = sin(2*pi*25*t) dengan fs=2000, N=2000 (tanpa noise). Hitung Crest Factor-nya dan cetak nilainya (harus mendekati akar(2)).</w:t>
+        <w:t xml:space="preserve">Bangkitkan sinyal sinusoidal murni teoretis </w:t>
+      </w:r>
+      <w:r>
+        <w:rPr>
+          <w:rFonts w:ascii="Arial" w:hAnsi="Arial" w:cs="Arial"/>
+          <w:b w:val="0"/>
+          <w:i w:val="0"/>
+          <w:sz w:val="22"/>
+        </w:rPr>
+        <w:t xml:space="preserve">x</w:t>
+      </w:r>
+      <w:r>
+        <w:rPr>
+          <w:rFonts w:ascii="Arial" w:hAnsi="Arial" w:cs="Arial"/>
+          <w:b w:val="0"/>
+          <w:i w:val="0"/>
+          <w:sz w:val="22"/>
+          <w:vertAlign w:val="subscript"/>
+        </w:rPr>
+        <w:t xml:space="preserve">pure</w:t>
+      </w:r>
+      <w:r>
+        <w:rPr>
+          <w:rFonts w:ascii="Arial" w:hAnsi="Arial" w:cs="Arial"/>
+          <w:b w:val="0"/>
+          <w:i w:val="0"/>
+          <w:sz w:val="22"/>
+        </w:rPr>
+        <w:t xml:space="preserve"> = sin(2·π·25·t) dengan fs=2000, N=2000 (tanpa noise). Hitung Crest Factor-nya dan cetak nilainya (harus mendekati √(2)).</w:t>
       </w:r>
     </w:p>
     <w:p>
@@ -9300,7 +9675,7 @@
           <w:i w:val="0"/>
           <w:sz w:val="22"/>
         </w:rPr>
-        <w:t>Implementasikan konversi acceleration ke velocity: bangkitkan sinyal acceleration sintetis a = 5*sin(2*pi*30*t) + 0.3*np.random.randn(N) (fs=2000, N=2000), integrasikan secara kumulatif (boleh pakai scipy.integrate.cumulative_trapezoid atau np.cumsum manual dikali dt) untuk mendapatkan velocity mentah, lalu terapkan high-pass sederhana dengan mengurangi moving average window besar (mis. k=200, memakai np.convolve) untuk menghilangkan drift. Hitung RMS velocity hasil akhir. Cetak nilainya.</w:t>
+        <w:t xml:space="preserve">Implementasikan konversi acceleration ke velocity: bangkitkan sinyal acceleration sintetis a = 5·sin(2·π·30·t) + 0.3·np.random.randn(N) (fs=2000, N=2000), integrasikan secara kumulatif (boleh pakai scipy.integrate.cumulative_trapezoid atau np.cumsum manual dikali dt) untuk mendapatkan velocity mentah, lalu terapkan high-pass sederhana dengan mengurangi moving average window besar (mis. k=200, memakai np.convolve) untuk menghilangkan drift. Hitung RMS velocity hasil akhir. Cetak nilainya.</w:t>
       </w:r>
     </w:p>
     <w:p>
@@ -9360,7 +9735,91 @@
           <w:i w:val="0"/>
           <w:sz w:val="22"/>
         </w:rPr>
-        <w:t>Implementasikan pipeline studi kasus lengkap: bangkitkan sinyal healthy dan faulty (mirip Cell 1: fs=2000, T=1,0, f_rpm=25 Hz, healthy = 1,2sin(2pi*25t)+0,4sin(2pi*50t)+0,15*randn; faulty = healthy + 0,5*impulse_train dengan f_bpfo=80 Hz, burst 15 sampel, decay exp(-n/3)), hitung keempat indikator (rms, peak, crest, kurt) untuk kedua sinyal dengan fungsi dari C11, klasifikasikan RMS keduanya ke zona ISO 10816-1 Class II dengan fungsi dari C9/C12, lalu cetak baris ringkasan yang menyatakan apakah CF DAN Kurtosis sinyal faulty naik dibanding healthy (indikasi impulsive defect terkonfirmasi) atau tidak.</w:t>
+        <w:t xml:space="preserve">Implementasikan pipeline studi kasus lengkap: bangkitkan sinyal healthy dan faulty (mirip Cell 1: fs=2000, T=1,0, </w:t>
+      </w:r>
+      <w:r>
+        <w:rPr>
+          <w:rFonts w:ascii="Arial" w:hAnsi="Arial" w:cs="Arial"/>
+          <w:b w:val="0"/>
+          <w:i w:val="0"/>
+          <w:sz w:val="22"/>
+        </w:rPr>
+        <w:t xml:space="preserve">f</w:t>
+      </w:r>
+      <w:r>
+        <w:rPr>
+          <w:rFonts w:ascii="Arial" w:hAnsi="Arial" w:cs="Arial"/>
+          <w:b w:val="0"/>
+          <w:i w:val="0"/>
+          <w:sz w:val="22"/>
+          <w:vertAlign w:val="subscript"/>
+        </w:rPr>
+        <w:t xml:space="preserve">rpm</w:t>
+      </w:r>
+      <w:r>
+        <w:rPr>
+          <w:rFonts w:ascii="Arial" w:hAnsi="Arial" w:cs="Arial"/>
+          <w:b w:val="0"/>
+          <w:i w:val="0"/>
+          <w:sz w:val="22"/>
+        </w:rPr>
+        <w:t xml:space="preserve">=25 Hz, healthy = 1,2sin(2pi·25t)+0,4sin(2pi·50t)+0,15·randn; faulty = healthy + 0,5·impulse_train dengan </w:t>
+      </w:r>
+      <w:r>
+        <w:rPr>
+          <w:rFonts w:ascii="Arial" w:hAnsi="Arial" w:cs="Arial"/>
+          <w:b w:val="0"/>
+          <w:i w:val="0"/>
+          <w:sz w:val="22"/>
+        </w:rPr>
+        <w:t xml:space="preserve">f</w:t>
+      </w:r>
+      <w:r>
+        <w:rPr>
+          <w:rFonts w:ascii="Arial" w:hAnsi="Arial" w:cs="Arial"/>
+          <w:b w:val="0"/>
+          <w:i w:val="0"/>
+          <w:sz w:val="22"/>
+          <w:vertAlign w:val="subscript"/>
+        </w:rPr>
+        <w:t xml:space="preserve">bpfo</w:t>
+      </w:r>
+      <w:r>
+        <w:rPr>
+          <w:rFonts w:ascii="Arial" w:hAnsi="Arial" w:cs="Arial"/>
+          <w:b w:val="0"/>
+          <w:i w:val="0"/>
+          <w:sz w:val="22"/>
+        </w:rPr>
+        <w:t xml:space="preserve">=80 Hz, burst 15 sampel, decay exp(-n/3)), hitung keempat indikator (rms, peak, crest, kurt) untuk kedua sinyal dengan fungsi dari C11, klasifikasikan RMS keduanya ke zona ISO 10816-1 Class II dengan fungsi dari </w:t>
+      </w:r>
+      <w:r>
+        <w:rPr>
+          <w:rFonts w:ascii="Arial" w:hAnsi="Arial" w:cs="Arial"/>
+          <w:b w:val="0"/>
+          <w:i w:val="0"/>
+          <w:sz w:val="22"/>
+        </w:rPr>
+        <w:t xml:space="preserve">C</w:t>
+      </w:r>
+      <w:r>
+        <w:rPr>
+          <w:rFonts w:ascii="Arial" w:hAnsi="Arial" w:cs="Arial"/>
+          <w:b w:val="0"/>
+          <w:i w:val="0"/>
+          <w:sz w:val="22"/>
+          <w:vertAlign w:val="subscript"/>
+        </w:rPr>
+        <w:t xml:space="preserve">9</w:t>
+      </w:r>
+      <w:r>
+        <w:rPr>
+          <w:rFonts w:ascii="Arial" w:hAnsi="Arial" w:cs="Arial"/>
+          <w:b w:val="0"/>
+          <w:i w:val="0"/>
+          <w:sz w:val="22"/>
+        </w:rPr>
+        <w:t xml:space="preserve">/C12, lalu cetak baris ringkasan yang menyatakan apakah CF DAN Kurtosis sinyal faulty naik dibanding healthy (indikasi impulsive defect terkonfirmasi) atau tidak.</w:t>
       </w:r>
     </w:p>
     <w:p>
@@ -9469,7 +9928,7 @@
           <w:color w:val="0563C1"/>
           <w:sz w:val="21"/>
         </w:rPr>
-        <w:t xml:space="preserve"> https://doi.org/10.1016/j.eswa.2022.117297</w:t>
+        <w:t xml:space="preserve"> https://doi.org/10.1016/j·eswa.2022.117297</w:t>
       </w:r>
     </w:p>
     <w:p>

--- a/Getaran-Mekanik/Modul-Word/Modul-12-Indikator-Getaran-Time-Domain-RMS-Crest-Kurtosis-dan-ISO-10816.docx
+++ b/Getaran-Mekanik/Modul-Word/Modul-12-Indikator-Getaran-Time-Domain-RMS-Crest-Kurtosis-dan-ISO-10816.docx
@@ -3536,7 +3536,7 @@
           <w:i w:val="0"/>
           <w:sz w:val="22"/>
         </w:rPr>
-        <w:t xml:space="preserve">untuk sinyal velocity/acceleration AC, mean idealnya nol; mean tidak nol menunjukkan DC offset sensor akibat kalibrasi yang salah atau komponen gravitasi yang belum dihilangkan. Selalu hilangkan DC sebelum analisis lanjutan: x = x - x·mean().</w:t>
+        <w:t>untuk sinyal velocity/acceleration AC, mean idealnya nol; mean tidak nol menunjukkan DC offset sensor akibat kalibrasi yang salah atau komponen gravitasi yang belum dihilangkan. Selalu hilangkan DC sebelum analisis lanjutan: x = x - x.mean().</w:t>
       </w:r>
     </w:p>
     <w:p>
@@ -6701,7 +6701,7 @@
           <w:i w:val="0"/>
           <w:sz w:val="22"/>
         </w:rPr>
-        <w:t xml:space="preserve">Gambar 7 menunjukkan potongan kode inti Cell 2. Perhatikan urutan operasi: DC offset dihilangkan lebih dulu (x = x - x·mean()) sebelum RMS dan Kurtosis dihitung, karena mengabaikan langkah ini akan membiaskan kedua statistik tersebut terutama pada sensor dengan kalibrasi zero-offset yang kurang presisi. Kurtosis dihitung sebagai excess kurtosis (dikurangi 3) sehingga baseline Gaussian menjadi nol, konsisten dengan konvensi yang dipakai fungsi scipy.stats.kurtosis default.</w:t>
+        <w:t xml:space="preserve">Gambar 7 menunjukkan potongan kode inti Cell 2. Perhatikan urutan operasi: DC offset dihilangkan lebih dulu (x = x - x.mean()) sebelum RMS dan Kurtosis dihitung, karena mengabaikan langkah ini akan membiaskan kedua statistik tersebut terutama pada sensor dengan kalibrasi zero-offset yang kurang presisi. Kurtosis dihitung sebagai excess kurtosis (dikurangi 3) sehingga baseline Gaussian menjadi nol, konsisten dengan konvensi yang dipakai fungsi scipy.stats.kurtosis default.</w:t>
       </w:r>
     </w:p>
     <w:p>
@@ -8714,7 +8714,7 @@
           <w:i w:val="0"/>
           <w:sz w:val="17"/>
         </w:rPr>
-        <w:t xml:space="preserve">x = (1.2·np.sin(2*np.pi*f_rpm*t)</w:t>
+        <w:t>x = (1.2 * np.sin(2*np.pi*f_rpm*t)</w:t>
       </w:r>
     </w:p>
     <w:p>
@@ -8730,7 +8730,7 @@
           <w:i w:val="0"/>
           <w:sz w:val="17"/>
         </w:rPr>
-        <w:t xml:space="preserve">     + 0.4·np.sin(2*np.pi*2*f_rpm*t)</w:t>
+        <w:t xml:space="preserve">     + 0.4 * np.sin(2*np.pi*2*f_rpm*t)</w:t>
       </w:r>
     </w:p>
     <w:p>
@@ -8746,7 +8746,7 @@
           <w:i w:val="0"/>
           <w:sz w:val="17"/>
         </w:rPr>
-        <w:t xml:space="preserve">     + 0.15·np.random.randn(N))                 # sinyal velocity mm/s</w:t>
+        <w:t xml:space="preserve">     + 0.15 * np.random.randn(N))                 # sinyal velocity mm/s</w:t>
       </w:r>
     </w:p>
     <w:p>
@@ -9172,7 +9172,7 @@
           <w:color w:val="333333"/>
           <w:sz w:val="21"/>
         </w:rPr>
-        <w:t xml:space="preserve">Hitung xc = x - x·mean(), lalu kurtosis raw = np.mean(xc**4) / (np.std(x)**4).</w:t>
+        <w:t>Hitung xc = x - x.mean(), lalu kurtosis raw = np.mean(xc**4) / (np.std(x)**4).</w:t>
       </w:r>
     </w:p>
     <w:p>
@@ -9675,7 +9675,7 @@
           <w:i w:val="0"/>
           <w:sz w:val="22"/>
         </w:rPr>
-        <w:t xml:space="preserve">Implementasikan konversi acceleration ke velocity: bangkitkan sinyal acceleration sintetis a = 5·sin(2·π·30·t) + 0.3·np.random.randn(N) (fs=2000, N=2000), integrasikan secara kumulatif (boleh pakai scipy.integrate.cumulative_trapezoid atau np.cumsum manual dikali dt) untuk mendapatkan velocity mentah, lalu terapkan high-pass sederhana dengan mengurangi moving average window besar (mis. k=200, memakai np.convolve) untuk menghilangkan drift. Hitung RMS velocity hasil akhir. Cetak nilainya.</w:t>
+        <w:t xml:space="preserve">Implementasikan konversi acceleration ke velocity: bangkitkan sinyal acceleration sintetis a = 5*sin(2*π*30*t) + 0.3*np.random.randn(N) (fs=2000, N=2000), integrasikan secara kumulatif (boleh pakai scipy.integrate.cumulative_trapezoid atau np.cumsum manual dikali dt) untuk mendapatkan velocity mentah, lalu terapkan high-pass sederhana dengan mengurangi moving average window besar (mis. k=200, memakai np.convolve) untuk menghilangkan drift. Hitung RMS velocity hasil akhir. Cetak nilainya.</w:t>
       </w:r>
     </w:p>
     <w:p>

--- a/Getaran-Mekanik/Modul-Word/Modul-12-Indikator-Getaran-Time-Domain-RMS-Crest-Kurtosis-dan-ISO-10816.docx
+++ b/Getaran-Mekanik/Modul-Word/Modul-12-Indikator-Getaran-Time-Domain-RMS-Crest-Kurtosis-dan-ISO-10816.docx
@@ -2944,6 +2944,15 @@
         </w:rPr>
         <w:t>Peak adalah nilai absolut terbesar dalam buffer pengukuran, sedangkan Peak-to-Peak (P-P) adalah selisih antara nilai maksimum dan minimum. Berbeda dari RMS yang stabil dan mencerminkan kondisi steady-state, Peak sangat sensitif terhadap satu kejadian shock singkat sekalipun, sehingga baik untuk deteksi kerusakan akut namun juga rawan false alarm akibat noise sesaat seperti EMI dari power line.</w:t>
       </w:r>
+      <w:r>
+        <w:rPr>
+          <w:rFonts w:ascii="Arial" w:hAnsi="Arial" w:cs="Arial"/>
+          <w:b w:val="0"/>
+          <w:i w:val="0"/>
+          <w:sz w:val="22"/>
+        </w:rPr>
+        <w:t xml:space="preserve"> Bentuk ringkasnya dituliskan pada Persamaan (2).</w:t>
+      </w:r>
     </w:p>
     <w:p>
       <w:pPr>
@@ -2959,6 +2968,16 @@
           <w:sz w:val="22"/>
         </w:rPr>
         <w:t>Peak = max( |x[i]| )     Peak-to-Peak = max(x) - min(x)</w:t>
+      </w:r>
+      <w:r>
+        <w:rPr>
+          <w:rFonts w:ascii="Arial" w:hAnsi="Arial" w:cs="Arial"/>
+          <w:b/>
+          <w:i/>
+          <w:color w:val="305496"/>
+          <w:sz w:val="22"/>
+        </w:rPr>
+        <w:t xml:space="preserve">   (2)</w:t>
       </w:r>
     </w:p>
     <w:p>
@@ -3144,7 +3163,7 @@
           <w:i w:val="0"/>
           <w:sz w:val="22"/>
         </w:rPr>
-        <w:t xml:space="preserve"> Bentuk ringkasnya dituliskan pada Persamaan (2).</w:t>
+        <w:t xml:space="preserve"> Persamaan (3) memadatkan aturan tersebut.</w:t>
       </w:r>
     </w:p>
     <w:p>
@@ -3170,7 +3189,7 @@
           <w:color w:val="305496"/>
           <w:sz w:val="22"/>
         </w:rPr>
-        <w:t xml:space="preserve">   (2)</w:t>
+        <w:t xml:space="preserve">   (3)</w:t>
       </w:r>
     </w:p>
     <w:p>
@@ -3203,7 +3222,7 @@
           <w:i w:val="0"/>
           <w:sz w:val="22"/>
         </w:rPr>
-        <w:t xml:space="preserve"> Persamaan (3) memadatkan aturan tersebut.</w:t>
+        <w:t xml:space="preserve"> Rangkuman kuantitatifnya tertulis pada Persamaan (4).</w:t>
       </w:r>
     </w:p>
     <w:p>
@@ -3271,7 +3290,7 @@
           <w:color w:val="305496"/>
           <w:sz w:val="22"/>
         </w:rPr>
-        <w:t xml:space="preserve">   (3)</w:t>
+        <w:t xml:space="preserve">   (4)</w:t>
       </w:r>
     </w:p>
     <w:p>
@@ -4527,6 +4546,15 @@
         </w:rPr>
         <w:t>ISO 10816 beserta penggantinya ISO 20816 memberi pedoman universal untuk klasifikasi severity getaran mesin berbasis RMS velocity dalam mm/s. Standar ini membagi mesin ke dalam empat kelas (Class I sampai IV) berdasarkan ukuran dan jenis fondasi, serta empat zona kondisi (A sampai D) yang berlaku pada tiap kelas. Hampir seluruh vibration meter genggam dan sistem monitoring kondisi industri mengimplementasikan tabel klasifikasi ini.</w:t>
       </w:r>
+      <w:r>
+        <w:rPr>
+          <w:rFonts w:ascii="Arial" w:hAnsi="Arial" w:cs="Arial"/>
+          <w:b w:val="0"/>
+          <w:i w:val="0"/>
+          <w:sz w:val="22"/>
+        </w:rPr>
+        <w:t xml:space="preserve"> Hubungan ini dirangkum dalam Persamaan (5).</w:t>
+      </w:r>
     </w:p>
     <w:p>
       <w:pPr>
@@ -4542,6 +4570,16 @@
           <w:sz w:val="22"/>
         </w:rPr>
         <w:t>Zona A = Newly Commissioned    Zona B = Acceptable    Zona C = Unsatisfactory    Zona D = Damaging</w:t>
+      </w:r>
+      <w:r>
+        <w:rPr>
+          <w:rFonts w:ascii="Arial" w:hAnsi="Arial" w:cs="Arial"/>
+          <w:b/>
+          <w:i/>
+          <w:color w:val="305496"/>
+          <w:sz w:val="22"/>
+        </w:rPr>
+        <w:t xml:space="preserve">   (5)</w:t>
       </w:r>
     </w:p>
     <w:p>

--- a/Getaran-Mekanik/Modul-Word/Modul-12-Indikator-Getaran-Time-Domain-RMS-Crest-Kurtosis-dan-ISO-10816.docx
+++ b/Getaran-Mekanik/Modul-Word/Modul-12-Indikator-Getaran-Time-Domain-RMS-Crest-Kurtosis-dan-ISO-10816.docx
@@ -2852,8 +2852,11 @@
     </w:p>
     <w:p>
       <w:pPr>
+        <w:tabs>
+          <w:tab w:val="center" w:pos="4393"/>
+          <w:tab w:val="right" w:pos="8787"/>
+        </w:tabs>
         <w:spacing w:before="40" w:after="120"/>
-        <w:jc w:val="center"/>
       </w:pPr>
       <w:r>
         <w:rPr>
@@ -2863,7 +2866,7 @@
           <w:color w:val="305496"/>
           <w:sz w:val="22"/>
         </w:rPr>
-        <w:t xml:space="preserve">RMS = √( (1/N) . Σ x[i]</w:t>
+        <w:tab/>
       </w:r>
       <w:r>
         <w:rPr>
@@ -2872,9 +2875,8 @@
           <w:i/>
           <w:color w:val="305496"/>
           <w:sz w:val="22"/>
-          <w:vertAlign w:val="superscript"/>
-        </w:rPr>
-        <w:t xml:space="preserve">2</w:t>
+        </w:rPr>
+        <w:t xml:space="preserve">RMS = √( (1/N) . Σ x[i]</w:t>
       </w:r>
       <w:r>
         <w:rPr>
@@ -2883,8 +2885,9 @@
           <w:i/>
           <w:color w:val="305496"/>
           <w:sz w:val="22"/>
-        </w:rPr>
-        <w:t xml:space="preserve"> ) ,  i = 0, 1, ..., N-1</w:t>
+          <w:vertAlign w:val="superscript"/>
+        </w:rPr>
+        <w:t xml:space="preserve">2</w:t>
       </w:r>
       <w:r>
         <w:rPr>
@@ -2894,7 +2897,18 @@
           <w:color w:val="305496"/>
           <w:sz w:val="22"/>
         </w:rPr>
-        <w:t xml:space="preserve">   (1)</w:t>
+        <w:t xml:space="preserve"> ) ,  i = 0, 1, ..., N-1</w:t>
+      </w:r>
+      <w:r>
+        <w:rPr>
+          <w:rFonts w:ascii="Arial" w:hAnsi="Arial" w:cs="Arial"/>
+          <w:b/>
+          <w:i/>
+          <w:color w:val="305496"/>
+          <w:sz w:val="22"/>
+        </w:rPr>
+        <w:tab/>
+        <w:t xml:space="preserve">(1)</w:t>
       </w:r>
     </w:p>
     <w:p>
@@ -2956,8 +2970,11 @@
     </w:p>
     <w:p>
       <w:pPr>
+        <w:tabs>
+          <w:tab w:val="center" w:pos="4393"/>
+          <w:tab w:val="right" w:pos="8787"/>
+        </w:tabs>
         <w:spacing w:before="40" w:after="120"/>
-        <w:jc w:val="center"/>
       </w:pPr>
       <w:r>
         <w:rPr>
@@ -2967,7 +2984,7 @@
           <w:color w:val="305496"/>
           <w:sz w:val="22"/>
         </w:rPr>
-        <w:t>Peak = max( |x[i]| )     Peak-to-Peak = max(x) - min(x)</w:t>
+        <w:tab/>
       </w:r>
       <w:r>
         <w:rPr>
@@ -2977,7 +2994,18 @@
           <w:color w:val="305496"/>
           <w:sz w:val="22"/>
         </w:rPr>
-        <w:t xml:space="preserve">   (2)</w:t>
+        <w:t>Peak = max( |x[i]| )     Peak-to-Peak = max(x) - min(x)</w:t>
+      </w:r>
+      <w:r>
+        <w:rPr>
+          <w:rFonts w:ascii="Arial" w:hAnsi="Arial" w:cs="Arial"/>
+          <w:b/>
+          <w:i/>
+          <w:color w:val="305496"/>
+          <w:sz w:val="22"/>
+        </w:rPr>
+        <w:tab/>
+        <w:t xml:space="preserve">(2)</w:t>
       </w:r>
     </w:p>
     <w:p>
@@ -3168,8 +3196,11 @@
     </w:p>
     <w:p>
       <w:pPr>
+        <w:tabs>
+          <w:tab w:val="center" w:pos="4393"/>
+          <w:tab w:val="right" w:pos="8787"/>
+        </w:tabs>
         <w:spacing w:before="40" w:after="120"/>
-        <w:jc w:val="center"/>
       </w:pPr>
       <w:r>
         <w:rPr>
@@ -3179,7 +3210,7 @@
           <w:color w:val="305496"/>
           <w:sz w:val="22"/>
         </w:rPr>
-        <w:t xml:space="preserve">CF = Peak / RMS      Sinusoidal murni: CF = √(2) kira-kira 1,414</w:t>
+        <w:tab/>
       </w:r>
       <w:r>
         <w:rPr>
@@ -3189,7 +3220,18 @@
           <w:color w:val="305496"/>
           <w:sz w:val="22"/>
         </w:rPr>
-        <w:t xml:space="preserve">   (3)</w:t>
+        <w:t xml:space="preserve">CF = Peak / RMS      Sinusoidal murni: CF = √(2) kira-kira 1,414</w:t>
+      </w:r>
+      <w:r>
+        <w:rPr>
+          <w:rFonts w:ascii="Arial" w:hAnsi="Arial" w:cs="Arial"/>
+          <w:b/>
+          <w:i/>
+          <w:color w:val="305496"/>
+          <w:sz w:val="22"/>
+        </w:rPr>
+        <w:tab/>
+        <w:t xml:space="preserve">(3)</w:t>
       </w:r>
     </w:p>
     <w:p>
@@ -3227,8 +3269,11 @@
     </w:p>
     <w:p>
       <w:pPr>
+        <w:tabs>
+          <w:tab w:val="center" w:pos="4393"/>
+          <w:tab w:val="right" w:pos="8787"/>
+        </w:tabs>
         <w:spacing w:before="40" w:after="120"/>
-        <w:jc w:val="center"/>
       </w:pPr>
       <w:r>
         <w:rPr>
@@ -3238,7 +3283,7 @@
           <w:color w:val="305496"/>
           <w:sz w:val="22"/>
         </w:rPr>
-        <w:t xml:space="preserve">Kurtosis (raw) = E[(x - μ)</w:t>
+        <w:tab/>
       </w:r>
       <w:r>
         <w:rPr>
@@ -3247,9 +3292,8 @@
           <w:i/>
           <w:color w:val="305496"/>
           <w:sz w:val="22"/>
-          <w:vertAlign w:val="superscript"/>
-        </w:rPr>
-        <w:t xml:space="preserve">4</w:t>
+        </w:rPr>
+        <w:t xml:space="preserve">Kurtosis (raw) = E[(x - μ)</w:t>
       </w:r>
       <w:r>
         <w:rPr>
@@ -3258,8 +3302,9 @@
           <w:i/>
           <w:color w:val="305496"/>
           <w:sz w:val="22"/>
-        </w:rPr>
-        <w:t xml:space="preserve">] / σ</w:t>
+          <w:vertAlign w:val="superscript"/>
+        </w:rPr>
+        <w:t xml:space="preserve">4</w:t>
       </w:r>
       <w:r>
         <w:rPr>
@@ -3268,9 +3313,8 @@
           <w:i/>
           <w:color w:val="305496"/>
           <w:sz w:val="22"/>
-          <w:vertAlign w:val="superscript"/>
-        </w:rPr>
-        <w:t xml:space="preserve">4</w:t>
+        </w:rPr>
+        <w:t xml:space="preserve">] / σ</w:t>
       </w:r>
       <w:r>
         <w:rPr>
@@ -3279,8 +3323,9 @@
           <w:i/>
           <w:color w:val="305496"/>
           <w:sz w:val="22"/>
-        </w:rPr>
-        <w:t xml:space="preserve">      Excess Kurtosis = Kurtosis - 3</w:t>
+          <w:vertAlign w:val="superscript"/>
+        </w:rPr>
+        <w:t xml:space="preserve">4</w:t>
       </w:r>
       <w:r>
         <w:rPr>
@@ -3290,7 +3335,18 @@
           <w:color w:val="305496"/>
           <w:sz w:val="22"/>
         </w:rPr>
-        <w:t xml:space="preserve">   (4)</w:t>
+        <w:t xml:space="preserve">      Excess Kurtosis = Kurtosis - 3</w:t>
+      </w:r>
+      <w:r>
+        <w:rPr>
+          <w:rFonts w:ascii="Arial" w:hAnsi="Arial" w:cs="Arial"/>
+          <w:b/>
+          <w:i/>
+          <w:color w:val="305496"/>
+          <w:sz w:val="22"/>
+        </w:rPr>
+        <w:tab/>
+        <w:t xml:space="preserve">(4)</w:t>
       </w:r>
     </w:p>
     <w:p>
@@ -4558,8 +4614,11 @@
     </w:p>
     <w:p>
       <w:pPr>
+        <w:tabs>
+          <w:tab w:val="center" w:pos="4393"/>
+          <w:tab w:val="right" w:pos="8787"/>
+        </w:tabs>
         <w:spacing w:before="40" w:after="120"/>
-        <w:jc w:val="center"/>
       </w:pPr>
       <w:r>
         <w:rPr>
@@ -4569,7 +4628,7 @@
           <w:color w:val="305496"/>
           <w:sz w:val="22"/>
         </w:rPr>
-        <w:t>Zona A = Newly Commissioned    Zona B = Acceptable    Zona C = Unsatisfactory    Zona D = Damaging</w:t>
+        <w:tab/>
       </w:r>
       <w:r>
         <w:rPr>
@@ -4579,7 +4638,18 @@
           <w:color w:val="305496"/>
           <w:sz w:val="22"/>
         </w:rPr>
-        <w:t xml:space="preserve">   (5)</w:t>
+        <w:t>Zona A = Newly Commissioned    Zona B = Acceptable    Zona C = Unsatisfactory    Zona D = Damaging</w:t>
+      </w:r>
+      <w:r>
+        <w:rPr>
+          <w:rFonts w:ascii="Arial" w:hAnsi="Arial" w:cs="Arial"/>
+          <w:b/>
+          <w:i/>
+          <w:color w:val="305496"/>
+          <w:sz w:val="22"/>
+        </w:rPr>
+        <w:tab/>
+        <w:t xml:space="preserve">(5)</w:t>
       </w:r>
     </w:p>
     <w:p>

--- a/Getaran-Mekanik/Modul-Word/Modul-12-Indikator-Getaran-Time-Domain-RMS-Crest-Kurtosis-dan-ISO-10816.docx
+++ b/Getaran-Mekanik/Modul-Word/Modul-12-Indikator-Getaran-Time-Domain-RMS-Crest-Kurtosis-dan-ISO-10816.docx
@@ -2579,45 +2579,65 @@
     <w:p>
       <w:pPr>
         <w:pBdr>
-          <w:top w:val="single" w:sz="8" w:space="6" w:color="2E9E6B"/>
-          <w:left w:val="single" w:sz="8" w:space="6" w:color="2E9E6B"/>
-          <w:bottom w:val="single" w:sz="8" w:space="6" w:color="2E9E6B"/>
-          <w:right w:val="single" w:sz="8" w:space="6" w:color="2E9E6B"/>
+          <w:top w:val="single" w:sz="6" w:space="10" w:color="BFE3D0"/>
+          <w:left w:val="single" w:sz="24" w:space="12" w:color="1F7A55"/>
+          <w:bottom w:val="single" w:sz="6" w:space="10" w:color="BFE3D0"/>
+          <w:right w:val="single" w:sz="6" w:space="10" w:color="BFE3D0"/>
         </w:pBdr>
-        <w:shd w:val="clear" w:fill="EAF7F0"/>
-        <w:spacing w:before="80" w:after="240"/>
-      </w:pPr>
-      <w:r>
-        <w:rPr>
-          <w:rFonts w:ascii="Arial" w:hAnsi="Arial" w:cs="Arial"/>
-          <w:b/>
-          <w:i w:val="0"/>
-          <w:color w:val="1F3864"/>
-          <w:sz w:val="21"/>
-        </w:rPr>
-        <w:t xml:space="preserve">🔗 Modul Interaktif: </w:t>
+        <w:shd w:val="clear" w:fill="F1FAF5"/>
+        <w:spacing w:before="140" w:after="60" w:line="264" w:lineRule="auto"/>
+        <w:ind w:left="170" w:right="170"/>
+        <w:jc w:val="left"/>
+      </w:pPr>
+      <w:r>
+        <w:rPr>
+          <w:rFonts w:ascii="Arial" w:hAnsi="Arial" w:cs="Arial"/>
+          <w:b/>
+          <w:i w:val="0"/>
+          <w:color w:val="1F7A55"/>
+          <w:sz w:val="17"/>
+          <w:spacing w:val="30"/>
+        </w:rPr>
+        <w:t xml:space="preserve">🔗 MODUL INTERAKTIF</w:t>
+      </w:r>
+      <w:r>
+        <w:br/>
       </w:r>
       <w:hyperlink r:id="rId19">
         <w:r>
           <w:rPr>
             <w:rFonts w:ascii="Arial" w:hAnsi="Arial" w:cs="Arial"/>
-            <w:sz w:val="22"/>
+            <w:b/>
             <w:color w:val="0563C1"/>
+            <w:sz w:val="20"/>
             <w:u w:val="single"/>
-            <w:b/>
           </w:rPr>
           <w:t xml:space="preserve">https://dedik-romahadi.github.io/Mechanical-Engineering-Courses/Getaran-Mekanik/Modul/Modul-12.html</w:t>
         </w:r>
       </w:hyperlink>
-      <w:r>
-        <w:rPr>
-          <w:rFonts w:ascii="Arial" w:hAnsi="Arial" w:cs="Arial"/>
-          <w:b w:val="0"/>
-          <w:i w:val="0"/>
-          <w:color w:val="333333"/>
-          <w:sz w:val="20"/>
-        </w:rPr>
-        <w:t>. Pada layar masuk, pilih tombol “👁️ Mode Preview (Tanpa Login)” untuk melihat modul lengkap (animasi, kalkulator interaktif, editor kode Python langsung di browser) tanpa perlu akun. Soal pada Mode Preview bersifat tampilan saja; jawaban benar/salah dan poin tidak aktif.</w:t>
+    </w:p>
+    <w:p>
+      <w:pPr>
+        <w:pBdr>
+          <w:top w:val="single" w:sz="6" w:space="10" w:color="BFE3D0"/>
+          <w:left w:val="single" w:sz="24" w:space="12" w:color="1F7A55"/>
+          <w:bottom w:val="single" w:sz="6" w:space="10" w:color="BFE3D0"/>
+          <w:right w:val="single" w:sz="6" w:space="10" w:color="BFE3D0"/>
+        </w:pBdr>
+        <w:shd w:val="clear" w:fill="F1FAF5"/>
+        <w:spacing w:before="0" w:after="140" w:line="264" w:lineRule="auto"/>
+        <w:ind w:left="170" w:right="170"/>
+        <w:jc w:val="left"/>
+      </w:pPr>
+      <w:r>
+        <w:rPr>
+          <w:rFonts w:ascii="Arial" w:hAnsi="Arial" w:cs="Arial"/>
+          <w:b w:val="0"/>
+          <w:i w:val="0"/>
+          <w:color w:val="44525F"/>
+          <w:sz w:val="19"/>
+        </w:rPr>
+        <w:t xml:space="preserve">Pada layar masuk, pilih tombol “👁️ Mode Preview (Tanpa Login)” untuk melihat modul lengkap (animasi, kalkulator interaktif, editor kode Python langsung di browser) tanpa perlu akun. Soal pada Mode Preview bersifat tampilan saja; jawaban benar/salah dan poin tidak aktif.</w:t>
       </w:r>
     </w:p>
     <w:p>
